--- a/public/Resume-Sandeep-Singh-Chouhan.docx
+++ b/public/Resume-Sandeep-Singh-Chouhan.docx
@@ -27,14 +27,12 @@
         <w:spacing w:before="136" w:line="367" w:lineRule="auto"/>
         <w:ind w:left="2" w:firstLine="0"/>
         <w:jc w:val="center"/>
-      </w:pPr>
-      <w:proofErr w:type="spellStart"/>
-      <w:r>
-        <w:t>Indore,Madhya</w:t>
-      </w:r>
-      <w:proofErr w:type="spellEnd"/>
-      <w:r>
-        <w:t xml:space="preserve"> Pradesh</w:t>
+        <w:rPr>
+          <w:color w:val="00AEEF"/>
+        </w:rPr>
+      </w:pPr>
+      <w:r>
+        <w:t>Indore,Madhya Pradesh</w:t>
       </w:r>
       <w:r>
         <w:rPr>
@@ -45,6 +43,8 @@
       <w:r>
         <w:rPr>
           <w:rFonts w:ascii="Times New Roman"/>
+          <w:b/>
+          <w:bCs/>
           <w:i/>
         </w:rPr>
         <w:t>|</w:t>
@@ -74,6 +74,8 @@
       <w:r>
         <w:rPr>
           <w:rFonts w:ascii="Times New Roman"/>
+          <w:b/>
+          <w:bCs/>
           <w:i/>
         </w:rPr>
         <w:t>|</w:t>
@@ -101,14 +103,42 @@
       <w:r>
         <w:rPr>
           <w:color w:val="00AEEF"/>
-          <w:spacing w:val="40"/>
-        </w:rPr>
-        <w:t xml:space="preserve"> </w:t>
-      </w:r>
-      <w:r>
-        <w:t xml:space="preserve"> </w:t>
-      </w:r>
-      <w:hyperlink r:id="rId6">
+        </w:rPr>
+        <w:t xml:space="preserve"> </w:t>
+      </w:r>
+      <w:r>
+        <w:rPr>
+          <w:b/>
+          <w:bCs/>
+          <w:color w:val="00AEEF"/>
+        </w:rPr>
+        <w:t>|</w:t>
+      </w:r>
+      <w:r>
+        <w:rPr>
+          <w:color w:val="00AEEF"/>
+        </w:rPr>
+        <w:t xml:space="preserve"> </w:t>
+      </w:r>
+      <w:hyperlink r:id="rId6" w:history="1">
+        <w:r>
+          <w:rPr>
+            <w:rStyle w:val="Hyperlink"/>
+          </w:rPr>
+          <w:t>sandeep-chouhan.vercel.app</w:t>
+        </w:r>
+        <w:r>
+          <w:rPr>
+            <w:rStyle w:val="Hyperlink"/>
+            <w:spacing w:val="40"/>
+          </w:rPr>
+          <w:t xml:space="preserve"> </w:t>
+        </w:r>
+      </w:hyperlink>
+      <w:r>
+        <w:t xml:space="preserve"> </w:t>
+      </w:r>
+      <w:hyperlink r:id="rId7">
         <w:r>
           <w:t>linkedin.com/in/</w:t>
         </w:r>
@@ -125,6 +155,8 @@
       <w:r>
         <w:rPr>
           <w:rFonts w:ascii="Times New Roman"/>
+          <w:b/>
+          <w:bCs/>
           <w:i/>
         </w:rPr>
         <w:t>|</w:t>
@@ -137,12 +169,9 @@
         </w:rPr>
         <w:t xml:space="preserve"> </w:t>
       </w:r>
-      <w:hyperlink r:id="rId7">
+      <w:hyperlink r:id="rId8">
         <w:r>
-          <w:t>github.com/</w:t>
-        </w:r>
-        <w:r>
-          <w:t>SandeepSinghChouhan587</w:t>
+          <w:t>github.com/SandeepSinghChouhan587</w:t>
         </w:r>
       </w:hyperlink>
     </w:p>
@@ -222,7 +251,7 @@
           </mc:Choice>
           <mc:Fallback>
             <w:pict>
-              <v:shape w14:anchorId="55DE50CD" id="Graphic 1" o:spid="_x0000_s1026" style="position:absolute;margin-left:55.7pt;margin-top:16.9pt;width:499.65pt;height:.1pt;z-index:-15728640;visibility:visible;mso-wrap-style:square;mso-wrap-distance-left:0;mso-wrap-distance-top:0;mso-wrap-distance-right:0;mso-wrap-distance-bottom:0;mso-position-horizontal:absolute;mso-position-horizontal-relative:page;mso-position-vertical:absolute;mso-position-vertical-relative:text;v-text-anchor:top" coordsize="6345555,1270" o:gfxdata="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" path="m,l6345047,e" filled="f" strokeweight=".14039mm">
+              <v:shape w14:anchorId="51C75FAD" id="Graphic 1" o:spid="_x0000_s1026" style="position:absolute;margin-left:55.7pt;margin-top:16.9pt;width:499.65pt;height:.1pt;z-index:-15728640;visibility:visible;mso-wrap-style:square;mso-wrap-distance-left:0;mso-wrap-distance-top:0;mso-wrap-distance-right:0;mso-wrap-distance-bottom:0;mso-position-horizontal:absolute;mso-position-horizontal-relative:page;mso-position-vertical:absolute;mso-position-vertical-relative:text;v-text-anchor:top" coordsize="6345555,1270" o:gfxdata="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" path="m,l6345047,e" filled="f" strokeweight=".14039mm">
                 <v:path arrowok="t"/>
                 <w10:wrap type="topAndBottom" anchorx="page"/>
               </v:shape>
@@ -464,7 +493,7 @@
           </mc:Choice>
           <mc:Fallback>
             <w:pict>
-              <v:shape w14:anchorId="4EA5A2BB" id="Graphic 2" o:spid="_x0000_s1026" style="position:absolute;margin-left:55.7pt;margin-top:16.85pt;width:499.65pt;height:.1pt;z-index:-15728128;visibility:visible;mso-wrap-style:square;mso-wrap-distance-left:0;mso-wrap-distance-top:0;mso-wrap-distance-right:0;mso-wrap-distance-bottom:0;mso-position-horizontal:absolute;mso-position-horizontal-relative:page;mso-position-vertical:absolute;mso-position-vertical-relative:text;v-text-anchor:top" coordsize="6345555,1270" o:gfxdata="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" path="m,l6345047,e" filled="f" strokeweight=".14039mm">
+              <v:shape w14:anchorId="0AEAA35E" id="Graphic 2" o:spid="_x0000_s1026" style="position:absolute;margin-left:55.7pt;margin-top:16.85pt;width:499.65pt;height:.1pt;z-index:-15728128;visibility:visible;mso-wrap-style:square;mso-wrap-distance-left:0;mso-wrap-distance-top:0;mso-wrap-distance-right:0;mso-wrap-distance-bottom:0;mso-position-horizontal:absolute;mso-position-horizontal-relative:page;mso-position-vertical:absolute;mso-position-vertical-relative:text;v-text-anchor:top" coordsize="6345555,1270" o:gfxdata="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" path="m,l6345047,e" filled="f" strokeweight=".14039mm">
                 <v:path arrowok="t"/>
                 <w10:wrap type="topAndBottom" anchorx="page"/>
               </v:shape>
@@ -536,17 +565,8 @@
           <w:w w:val="105"/>
           <w:sz w:val="20"/>
         </w:rPr>
-        <w:t xml:space="preserve">Git, GitHub, VS Code, REST APIs, Axios, </w:t>
-      </w:r>
-      <w:proofErr w:type="spellStart"/>
-      <w:r>
-        <w:rPr>
-          <w:w w:val="105"/>
-          <w:sz w:val="20"/>
-        </w:rPr>
-        <w:t>TailwindCSS</w:t>
-      </w:r>
-      <w:proofErr w:type="spellEnd"/>
+        <w:t>Git, GitHub, VS Code, REST APIs, Axios, TailwindCSS</w:t>
+      </w:r>
     </w:p>
     <w:p>
       <w:pPr>
@@ -624,7 +644,7 @@
           </mc:Choice>
           <mc:Fallback>
             <w:pict>
-              <v:shape w14:anchorId="484388F6" id="Graphic 3" o:spid="_x0000_s1026" style="position:absolute;margin-left:55.7pt;margin-top:25.6pt;width:499.65pt;height:.1pt;z-index:-15727616;visibility:visible;mso-wrap-style:square;mso-wrap-distance-left:0;mso-wrap-distance-top:0;mso-wrap-distance-right:0;mso-wrap-distance-bottom:0;mso-position-horizontal:absolute;mso-position-horizontal-relative:page;mso-position-vertical:absolute;mso-position-vertical-relative:text;v-text-anchor:top" coordsize="6345555,1270" o:gfxdata="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" path="m,l6345047,e" filled="f" strokeweight=".14039mm">
+              <v:shape w14:anchorId="70932037" id="Graphic 3" o:spid="_x0000_s1026" style="position:absolute;margin-left:55.7pt;margin-top:25.6pt;width:499.65pt;height:.1pt;z-index:-15727616;visibility:visible;mso-wrap-style:square;mso-wrap-distance-left:0;mso-wrap-distance-top:0;mso-wrap-distance-right:0;mso-wrap-distance-bottom:0;mso-position-horizontal:absolute;mso-position-horizontal-relative:page;mso-position-vertical:absolute;mso-position-vertical-relative:text;v-text-anchor:top" coordsize="6345555,1270" o:gfxdata="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" path="m,l6345047,e" filled="f" strokeweight=".14039mm">
                 <v:path arrowok="t"/>
                 <w10:wrap type="topAndBottom" anchorx="page"/>
               </v:shape>
@@ -945,7 +965,7 @@
           </mc:Choice>
           <mc:Fallback>
             <w:pict>
-              <v:shape w14:anchorId="72845C64" id="Graphic 4" o:spid="_x0000_s1026" style="position:absolute;margin-left:55.7pt;margin-top:25.65pt;width:499.65pt;height:.1pt;z-index:-15727104;visibility:visible;mso-wrap-style:square;mso-wrap-distance-left:0;mso-wrap-distance-top:0;mso-wrap-distance-right:0;mso-wrap-distance-bottom:0;mso-position-horizontal:absolute;mso-position-horizontal-relative:page;mso-position-vertical:absolute;mso-position-vertical-relative:text;v-text-anchor:top" coordsize="6345555,1270" o:gfxdata="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" path="m,l6345047,e" filled="f" strokeweight=".14039mm">
+              <v:shape w14:anchorId="3D8AD82E" id="Graphic 4" o:spid="_x0000_s1026" style="position:absolute;margin-left:55.7pt;margin-top:25.65pt;width:499.65pt;height:.1pt;z-index:-15727104;visibility:visible;mso-wrap-style:square;mso-wrap-distance-left:0;mso-wrap-distance-top:0;mso-wrap-distance-right:0;mso-wrap-distance-bottom:0;mso-position-horizontal:absolute;mso-position-horizontal-relative:page;mso-position-vertical:absolute;mso-position-vertical-relative:text;v-text-anchor:top" coordsize="6345555,1270" o:gfxdata="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" path="m,l6345047,e" filled="f" strokeweight=".14039mm">
                 <v:path arrowok="t"/>
                 <w10:wrap type="topAndBottom" anchorx="page"/>
               </v:shape>
@@ -973,7 +993,6 @@
           <w:sz w:val="20"/>
         </w:rPr>
       </w:pPr>
-      <w:proofErr w:type="spellStart"/>
       <w:r>
         <w:rPr>
           <w:b/>
@@ -1001,7 +1020,6 @@
         </w:rPr>
         <w:t>eStatusQuotes</w:t>
       </w:r>
-      <w:proofErr w:type="spellEnd"/>
       <w:r>
         <w:rPr>
           <w:b/>
@@ -1042,28 +1060,13 @@
         </w:rPr>
         <w:t xml:space="preserve">   </w:t>
       </w:r>
-      <w:hyperlink r:id="rId8">
-        <w:proofErr w:type="spellStart"/>
+      <w:hyperlink r:id="rId9">
         <w:r>
           <w:rPr>
             <w:w w:val="105"/>
             <w:sz w:val="20"/>
           </w:rPr>
-          <w:t>Git</w:t>
-        </w:r>
-        <w:r>
-          <w:rPr>
-            <w:w w:val="105"/>
-            <w:sz w:val="20"/>
-          </w:rPr>
-          <w:t>h</w:t>
-        </w:r>
-        <w:r>
-          <w:rPr>
-            <w:w w:val="105"/>
-            <w:sz w:val="20"/>
-          </w:rPr>
-          <w:t>ub</w:t>
+          <w:t>Github</w:t>
         </w:r>
       </w:hyperlink>
       <w:r>
@@ -1073,32 +1076,15 @@
         </w:rPr>
         <w:t>|</w:t>
       </w:r>
-      <w:hyperlink r:id="rId9" w:history="1">
+      <w:hyperlink r:id="rId10" w:history="1">
         <w:r>
           <w:rPr>
             <w:rStyle w:val="Hyperlink"/>
             <w:w w:val="105"/>
             <w:sz w:val="20"/>
           </w:rPr>
-          <w:t>Gith</w:t>
+          <w:t>Github</w:t>
         </w:r>
-        <w:r>
-          <w:rPr>
-            <w:rStyle w:val="Hyperlink"/>
-            <w:w w:val="105"/>
-            <w:sz w:val="20"/>
-          </w:rPr>
-          <w:t>u</w:t>
-        </w:r>
-        <w:r>
-          <w:rPr>
-            <w:rStyle w:val="Hyperlink"/>
-            <w:w w:val="105"/>
-            <w:sz w:val="20"/>
-          </w:rPr>
-          <w:t>b</w:t>
-        </w:r>
-        <w:proofErr w:type="spellEnd"/>
       </w:hyperlink>
       <w:r>
         <w:rPr>
@@ -1114,30 +1100,14 @@
         </w:rPr>
         <w:t>|</w:t>
       </w:r>
-      <w:hyperlink r:id="rId10">
+      <w:hyperlink r:id="rId11">
         <w:r>
           <w:rPr>
             <w:spacing w:val="-2"/>
             <w:w w:val="105"/>
             <w:sz w:val="20"/>
           </w:rPr>
-          <w:t>Live D</w:t>
-        </w:r>
-        <w:r>
-          <w:rPr>
-            <w:spacing w:val="-2"/>
-            <w:w w:val="105"/>
-            <w:sz w:val="20"/>
-          </w:rPr>
-          <w:t>e</w:t>
-        </w:r>
-        <w:r>
-          <w:rPr>
-            <w:spacing w:val="-2"/>
-            <w:w w:val="105"/>
-            <w:sz w:val="20"/>
-          </w:rPr>
-          <w:t>mo</w:t>
+          <w:t>Live Demo</w:t>
         </w:r>
       </w:hyperlink>
     </w:p>
@@ -1183,21 +1153,7 @@
         <w:rPr>
           <w:sz w:val="20"/>
         </w:rPr>
-        <w:t xml:space="preserve">Implemented features for liking, sharing, and downloading quotes, with a modern UI built using </w:t>
-      </w:r>
-      <w:proofErr w:type="spellStart"/>
-      <w:r>
-        <w:rPr>
-          <w:sz w:val="20"/>
-        </w:rPr>
-        <w:t>TailwindCSS</w:t>
-      </w:r>
-      <w:proofErr w:type="spellEnd"/>
-      <w:r>
-        <w:rPr>
-          <w:sz w:val="20"/>
-        </w:rPr>
-        <w:t xml:space="preserve"> and API communication via Axios.</w:t>
+        <w:t>Implemented features for liking, sharing, and downloading quotes, with a modern UI built using TailwindCSS and API communication via Axios.</w:t>
       </w:r>
       <w:r>
         <w:t xml:space="preserve"> </w:t>
@@ -1222,21 +1178,7 @@
         <w:rPr>
           <w:sz w:val="20"/>
         </w:rPr>
-        <w:t xml:space="preserve">Built a secure admin panel using JWT and </w:t>
-      </w:r>
-      <w:proofErr w:type="spellStart"/>
-      <w:r>
-        <w:rPr>
-          <w:sz w:val="20"/>
-        </w:rPr>
-        <w:t>Bcrypt</w:t>
-      </w:r>
-      <w:proofErr w:type="spellEnd"/>
-      <w:r>
-        <w:rPr>
-          <w:sz w:val="20"/>
-        </w:rPr>
-        <w:t xml:space="preserve"> for authentication and deployed backend services on AWS.</w:t>
+        <w:t>Built a secure admin panel using JWT and Bcrypt for authentication and deployed backend services on AWS.</w:t>
       </w:r>
     </w:p>
     <w:p>
@@ -1254,35 +1196,7 @@
         <w:rPr>
           <w:sz w:val="20"/>
         </w:rPr>
-        <w:t xml:space="preserve">Technologies Used: React.js, Node.js, Express.js, MongoDB, </w:t>
-      </w:r>
-      <w:proofErr w:type="spellStart"/>
-      <w:r>
-        <w:rPr>
-          <w:sz w:val="20"/>
-        </w:rPr>
-        <w:t>TailwindCSS</w:t>
-      </w:r>
-      <w:proofErr w:type="spellEnd"/>
-      <w:r>
-        <w:rPr>
-          <w:sz w:val="20"/>
-        </w:rPr>
-        <w:t xml:space="preserve">, Axios, JWT, </w:t>
-      </w:r>
-      <w:proofErr w:type="spellStart"/>
-      <w:r>
-        <w:rPr>
-          <w:sz w:val="20"/>
-        </w:rPr>
-        <w:t>Bcrypt</w:t>
-      </w:r>
-      <w:proofErr w:type="spellEnd"/>
-      <w:r>
-        <w:rPr>
-          <w:sz w:val="20"/>
-        </w:rPr>
-        <w:t>, AWS</w:t>
+        <w:t>Technologies Used: React.js, Node.js, Express.js, MongoDB, TailwindCSS, Axios, JWT, Bcrypt, AWS</w:t>
       </w:r>
     </w:p>
     <w:p>
@@ -1318,8 +1232,7 @@
         </w:rPr>
         <w:t xml:space="preserve">                                                                                                                                </w:t>
       </w:r>
-      <w:hyperlink r:id="rId11" w:history="1">
-        <w:proofErr w:type="spellStart"/>
+      <w:hyperlink r:id="rId12" w:history="1">
         <w:r>
           <w:rPr>
             <w:rStyle w:val="Hyperlink"/>
@@ -1328,7 +1241,6 @@
           </w:rPr>
           <w:t>Github</w:t>
         </w:r>
-        <w:proofErr w:type="spellEnd"/>
       </w:hyperlink>
       <w:r>
         <w:rPr>
@@ -1442,33 +1354,11 @@
         </w:rPr>
         <w:t xml:space="preserve"> </w:t>
       </w:r>
-      <w:proofErr w:type="spellStart"/>
-      <w:r>
-        <w:rPr>
-          <w:sz w:val="20"/>
-        </w:rPr>
-        <w:t>TailwindCSS</w:t>
-      </w:r>
-      <w:proofErr w:type="spellEnd"/>
-      <w:r>
-        <w:rPr>
-          <w:sz w:val="20"/>
-        </w:rPr>
-        <w:t xml:space="preserve">, Axios, JWT, </w:t>
-      </w:r>
-      <w:proofErr w:type="spellStart"/>
-      <w:r>
-        <w:rPr>
-          <w:sz w:val="20"/>
-        </w:rPr>
-        <w:t>Bcrypt</w:t>
-      </w:r>
-      <w:proofErr w:type="spellEnd"/>
-      <w:r>
-        <w:rPr>
-          <w:sz w:val="20"/>
-        </w:rPr>
-        <w:t>, AWS</w:t>
+      <w:r>
+        <w:rPr>
+          <w:sz w:val="20"/>
+        </w:rPr>
+        <w:t>TailwindCSS, Axios, JWT, Bcrypt, AWS</w:t>
       </w:r>
     </w:p>
     <w:p>
@@ -1482,21 +1372,12 @@
           <w:sz w:val="20"/>
         </w:rPr>
       </w:pPr>
-      <w:proofErr w:type="spellStart"/>
-      <w:r>
-        <w:rPr>
-          <w:b/>
-          <w:sz w:val="20"/>
-        </w:rPr>
-        <w:t>ChandaniAI</w:t>
-      </w:r>
-      <w:proofErr w:type="spellEnd"/>
-      <w:r>
-        <w:rPr>
-          <w:b/>
-          <w:sz w:val="20"/>
-        </w:rPr>
-        <w:t xml:space="preserve"> Chatbot</w:t>
+      <w:r>
+        <w:rPr>
+          <w:b/>
+          <w:sz w:val="20"/>
+        </w:rPr>
+        <w:t>ChandaniAI Chatbot</w:t>
       </w:r>
       <w:r>
         <w:rPr>
@@ -1512,8 +1393,7 @@
         </w:rPr>
         <w:t xml:space="preserve">                                                                                                                                   </w:t>
       </w:r>
-      <w:hyperlink r:id="rId12" w:history="1">
-        <w:proofErr w:type="spellStart"/>
+      <w:hyperlink r:id="rId13" w:history="1">
         <w:r>
           <w:rPr>
             <w:rStyle w:val="Hyperlink"/>
@@ -1530,7 +1410,7 @@
         </w:rPr>
         <w:t>|</w:t>
       </w:r>
-      <w:hyperlink r:id="rId13" w:history="1">
+      <w:hyperlink r:id="rId14" w:history="1">
         <w:r>
           <w:rPr>
             <w:rStyle w:val="Hyperlink"/>
@@ -1539,7 +1419,6 @@
           </w:rPr>
           <w:t>Github</w:t>
         </w:r>
-        <w:proofErr w:type="spellEnd"/>
       </w:hyperlink>
       <w:r>
         <w:rPr>
@@ -1556,7 +1435,7 @@
         </w:rPr>
         <w:t>|</w:t>
       </w:r>
-      <w:hyperlink r:id="rId14">
+      <w:hyperlink r:id="rId15">
         <w:r>
           <w:rPr>
             <w:w w:val="105"/>
@@ -1602,21 +1481,7 @@
         <w:rPr>
           <w:sz w:val="20"/>
         </w:rPr>
-        <w:t xml:space="preserve">Developed an AI-powered chatbot web application that responds to user queries using the </w:t>
-      </w:r>
-      <w:proofErr w:type="spellStart"/>
-      <w:r>
-        <w:rPr>
-          <w:sz w:val="20"/>
-        </w:rPr>
-        <w:t>Groq</w:t>
-      </w:r>
-      <w:proofErr w:type="spellEnd"/>
-      <w:r>
-        <w:rPr>
-          <w:sz w:val="20"/>
-        </w:rPr>
-        <w:t xml:space="preserve"> AI API.</w:t>
+        <w:t>Developed an AI-powered chatbot web application that responds to user queries using the Groq AI API.</w:t>
       </w:r>
       <w:r>
         <w:rPr>
@@ -1668,13 +1533,7 @@
         <w:rPr>
           <w:sz w:val="20"/>
         </w:rPr>
-        <w:t xml:space="preserve"> </w:t>
-      </w:r>
-      <w:r>
-        <w:rPr>
-          <w:sz w:val="20"/>
-        </w:rPr>
-        <w:t>Implemented backend API handling using Node.js and Express to process prompts and fetch AI-generated responses.</w:t>
+        <w:t xml:space="preserve"> Implemented backend API handling using Node.js and Express to process prompts and fetch AI-generated responses.</w:t>
       </w:r>
     </w:p>
     <w:p>
@@ -1705,47 +1564,19 @@
         <w:rPr>
           <w:sz w:val="20"/>
         </w:rPr>
-        <w:t xml:space="preserve"> React.js, Node.js, </w:t>
-      </w:r>
-      <w:proofErr w:type="spellStart"/>
-      <w:r>
-        <w:rPr>
-          <w:sz w:val="20"/>
-        </w:rPr>
-        <w:t>Express.js,</w:t>
-      </w:r>
-      <w:r>
-        <w:rPr>
-          <w:sz w:val="20"/>
-        </w:rPr>
-        <w:t>Tailwindcss</w:t>
-      </w:r>
-      <w:proofErr w:type="spellEnd"/>
-      <w:r>
-        <w:rPr>
-          <w:sz w:val="20"/>
-        </w:rPr>
-        <w:t>,</w:t>
-      </w:r>
-      <w:r>
-        <w:rPr>
-          <w:sz w:val="20"/>
-        </w:rPr>
-        <w:t xml:space="preserve"> </w:t>
-      </w:r>
-      <w:proofErr w:type="spellStart"/>
-      <w:r>
-        <w:rPr>
-          <w:sz w:val="20"/>
-        </w:rPr>
-        <w:t>Groq</w:t>
-      </w:r>
-      <w:proofErr w:type="spellEnd"/>
-      <w:r>
-        <w:rPr>
-          <w:sz w:val="20"/>
-        </w:rPr>
-        <w:t xml:space="preserve"> AI API</w:t>
+        <w:t xml:space="preserve"> React.js, Node.js, Express.js,</w:t>
+      </w:r>
+      <w:r>
+        <w:rPr>
+          <w:sz w:val="20"/>
+        </w:rPr>
+        <w:t>Tailwindcss,</w:t>
+      </w:r>
+      <w:r>
+        <w:rPr>
+          <w:sz w:val="20"/>
+        </w:rPr>
+        <w:t xml:space="preserve"> Groq AI API</w:t>
       </w:r>
     </w:p>
     <w:p>
@@ -1823,7 +1654,7 @@
           </mc:Choice>
           <mc:Fallback>
             <w:pict>
-              <v:shape w14:anchorId="123746D5" id="Graphic 6" o:spid="_x0000_s1026" style="position:absolute;margin-left:55.7pt;margin-top:25.65pt;width:499.65pt;height:.1pt;z-index:-15726080;visibility:visible;mso-wrap-style:square;mso-wrap-distance-left:0;mso-wrap-distance-top:0;mso-wrap-distance-right:0;mso-wrap-distance-bottom:0;mso-position-horizontal:absolute;mso-position-horizontal-relative:page;mso-position-vertical:absolute;mso-position-vertical-relative:text;v-text-anchor:top" coordsize="6345555,1270" o:gfxdata="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" path="m,l6345047,e" filled="f" strokeweight=".14039mm">
+              <v:shape w14:anchorId="58707C6A" id="Graphic 6" o:spid="_x0000_s1026" style="position:absolute;margin-left:55.7pt;margin-top:25.65pt;width:499.65pt;height:.1pt;z-index:-15726080;visibility:visible;mso-wrap-style:square;mso-wrap-distance-left:0;mso-wrap-distance-top:0;mso-wrap-distance-right:0;mso-wrap-distance-bottom:0;mso-position-horizontal:absolute;mso-position-horizontal-relative:page;mso-position-vertical:absolute;mso-position-vertical-relative:text;v-text-anchor:top" coordsize="6345555,1270" o:gfxdata="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" path="m,l6345047,e" filled="f" strokeweight=".14039mm">
                 <v:path arrowok="t"/>
                 <w10:wrap type="topAndBottom" anchorx="page"/>
               </v:shape>
@@ -2183,21 +2014,7 @@
           <w:w w:val="105"/>
           <w:sz w:val="20"/>
         </w:rPr>
-        <w:t>Kanpur</w:t>
-      </w:r>
-      <w:r>
-        <w:rPr>
-          <w:w w:val="105"/>
-          <w:sz w:val="20"/>
-        </w:rPr>
-        <w:t xml:space="preserve"> (Gold medal)</w:t>
-      </w:r>
-      <w:r>
-        <w:rPr>
-          <w:w w:val="105"/>
-          <w:sz w:val="20"/>
-        </w:rPr>
-        <w:t xml:space="preserve">   </w:t>
+        <w:t xml:space="preserve">Kanpur (Gold medal)   </w:t>
       </w:r>
     </w:p>
     <w:p>
@@ -2782,6 +2599,7 @@
   <w:style w:type="character" w:default="1" w:styleId="DefaultParagraphFont">
     <w:name w:val="Default Paragraph Font"/>
     <w:uiPriority w:val="1"/>
+    <w:semiHidden/>
     <w:unhideWhenUsed/>
   </w:style>
   <w:style w:type="table" w:default="1" w:styleId="TableNormal">

--- a/public/Resume-Sandeep-Singh-Chouhan.docx
+++ b/public/Resume-Sandeep-Singh-Chouhan.docx
@@ -251,7 +251,7 @@
           </mc:Choice>
           <mc:Fallback>
             <w:pict>
-              <v:shape w14:anchorId="51C75FAD" id="Graphic 1" o:spid="_x0000_s1026" style="position:absolute;margin-left:55.7pt;margin-top:16.9pt;width:499.65pt;height:.1pt;z-index:-15728640;visibility:visible;mso-wrap-style:square;mso-wrap-distance-left:0;mso-wrap-distance-top:0;mso-wrap-distance-right:0;mso-wrap-distance-bottom:0;mso-position-horizontal:absolute;mso-position-horizontal-relative:page;mso-position-vertical:absolute;mso-position-vertical-relative:text;v-text-anchor:top" coordsize="6345555,1270" o:gfxdata="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" path="m,l6345047,e" filled="f" strokeweight=".14039mm">
+              <v:shape w14:anchorId="20A0C308" id="Graphic 1" o:spid="_x0000_s1026" style="position:absolute;margin-left:55.7pt;margin-top:16.9pt;width:499.65pt;height:.1pt;z-index:-15728640;visibility:visible;mso-wrap-style:square;mso-wrap-distance-left:0;mso-wrap-distance-top:0;mso-wrap-distance-right:0;mso-wrap-distance-bottom:0;mso-position-horizontal:absolute;mso-position-horizontal-relative:page;mso-position-vertical:absolute;mso-position-vertical-relative:text;v-text-anchor:top" coordsize="6345555,1270" o:gfxdata="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" path="m,l6345047,e" filled="f" strokeweight=".14039mm">
                 <v:path arrowok="t"/>
                 <w10:wrap type="topAndBottom" anchorx="page"/>
               </v:shape>
@@ -493,7 +493,7 @@
           </mc:Choice>
           <mc:Fallback>
             <w:pict>
-              <v:shape w14:anchorId="0AEAA35E" id="Graphic 2" o:spid="_x0000_s1026" style="position:absolute;margin-left:55.7pt;margin-top:16.85pt;width:499.65pt;height:.1pt;z-index:-15728128;visibility:visible;mso-wrap-style:square;mso-wrap-distance-left:0;mso-wrap-distance-top:0;mso-wrap-distance-right:0;mso-wrap-distance-bottom:0;mso-position-horizontal:absolute;mso-position-horizontal-relative:page;mso-position-vertical:absolute;mso-position-vertical-relative:text;v-text-anchor:top" coordsize="6345555,1270" o:gfxdata="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" path="m,l6345047,e" filled="f" strokeweight=".14039mm">
+              <v:shape w14:anchorId="712E2495" id="Graphic 2" o:spid="_x0000_s1026" style="position:absolute;margin-left:55.7pt;margin-top:16.85pt;width:499.65pt;height:.1pt;z-index:-15728128;visibility:visible;mso-wrap-style:square;mso-wrap-distance-left:0;mso-wrap-distance-top:0;mso-wrap-distance-right:0;mso-wrap-distance-bottom:0;mso-position-horizontal:absolute;mso-position-horizontal-relative:page;mso-position-vertical:absolute;mso-position-vertical-relative:text;v-text-anchor:top" coordsize="6345555,1270" o:gfxdata="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" path="m,l6345047,e" filled="f" strokeweight=".14039mm">
                 <v:path arrowok="t"/>
                 <w10:wrap type="topAndBottom" anchorx="page"/>
               </v:shape>
@@ -541,7 +541,35 @@
           <w:spacing w:val="2"/>
           <w:sz w:val="20"/>
         </w:rPr>
-        <w:t>JavaScript, Python, HTML, CSS</w:t>
+        <w:t xml:space="preserve">JavaScript, </w:t>
+      </w:r>
+      <w:r>
+        <w:rPr>
+          <w:spacing w:val="2"/>
+          <w:sz w:val="20"/>
+        </w:rPr>
+        <w:t>HTML, CSS</w:t>
+      </w:r>
+      <w:r>
+        <w:rPr>
+          <w:spacing w:val="2"/>
+          <w:sz w:val="20"/>
+        </w:rPr>
+        <w:t>,</w:t>
+      </w:r>
+      <w:r>
+        <w:rPr>
+          <w:spacing w:val="2"/>
+          <w:sz w:val="20"/>
+        </w:rPr>
+        <w:t xml:space="preserve"> </w:t>
+      </w:r>
+      <w:r>
+        <w:rPr>
+          <w:spacing w:val="2"/>
+          <w:sz w:val="20"/>
+        </w:rPr>
+        <w:t xml:space="preserve">Python </w:t>
       </w:r>
     </w:p>
     <w:p>
@@ -566,6 +594,13 @@
           <w:sz w:val="20"/>
         </w:rPr>
         <w:t>Git, GitHub, VS Code, REST APIs, Axios, TailwindCSS</w:t>
+      </w:r>
+      <w:r>
+        <w:rPr>
+          <w:w w:val="105"/>
+          <w:sz w:val="20"/>
+        </w:rPr>
+        <w:t>, GSAP</w:t>
       </w:r>
     </w:p>
     <w:p>
@@ -644,7 +679,7 @@
           </mc:Choice>
           <mc:Fallback>
             <w:pict>
-              <v:shape w14:anchorId="70932037" id="Graphic 3" o:spid="_x0000_s1026" style="position:absolute;margin-left:55.7pt;margin-top:25.6pt;width:499.65pt;height:.1pt;z-index:-15727616;visibility:visible;mso-wrap-style:square;mso-wrap-distance-left:0;mso-wrap-distance-top:0;mso-wrap-distance-right:0;mso-wrap-distance-bottom:0;mso-position-horizontal:absolute;mso-position-horizontal-relative:page;mso-position-vertical:absolute;mso-position-vertical-relative:text;v-text-anchor:top" coordsize="6345555,1270" o:gfxdata="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" path="m,l6345047,e" filled="f" strokeweight=".14039mm">
+              <v:shape w14:anchorId="67CD0B32" id="Graphic 3" o:spid="_x0000_s1026" style="position:absolute;margin-left:55.7pt;margin-top:25.6pt;width:499.65pt;height:.1pt;z-index:-15727616;visibility:visible;mso-wrap-style:square;mso-wrap-distance-left:0;mso-wrap-distance-top:0;mso-wrap-distance-right:0;mso-wrap-distance-bottom:0;mso-position-horizontal:absolute;mso-position-horizontal-relative:page;mso-position-vertical:absolute;mso-position-vertical-relative:text;v-text-anchor:top" coordsize="6345555,1270" o:gfxdata="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" path="m,l6345047,e" filled="f" strokeweight=".14039mm">
                 <v:path arrowok="t"/>
                 <w10:wrap type="topAndBottom" anchorx="page"/>
               </v:shape>
@@ -965,7 +1000,7 @@
           </mc:Choice>
           <mc:Fallback>
             <w:pict>
-              <v:shape w14:anchorId="3D8AD82E" id="Graphic 4" o:spid="_x0000_s1026" style="position:absolute;margin-left:55.7pt;margin-top:25.65pt;width:499.65pt;height:.1pt;z-index:-15727104;visibility:visible;mso-wrap-style:square;mso-wrap-distance-left:0;mso-wrap-distance-top:0;mso-wrap-distance-right:0;mso-wrap-distance-bottom:0;mso-position-horizontal:absolute;mso-position-horizontal-relative:page;mso-position-vertical:absolute;mso-position-vertical-relative:text;v-text-anchor:top" coordsize="6345555,1270" o:gfxdata="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" path="m,l6345047,e" filled="f" strokeweight=".14039mm">
+              <v:shape w14:anchorId="0C5D0278" id="Graphic 4" o:spid="_x0000_s1026" style="position:absolute;margin-left:55.7pt;margin-top:25.65pt;width:499.65pt;height:.1pt;z-index:-15727104;visibility:visible;mso-wrap-style:square;mso-wrap-distance-left:0;mso-wrap-distance-top:0;mso-wrap-distance-right:0;mso-wrap-distance-bottom:0;mso-position-horizontal:absolute;mso-position-horizontal-relative:page;mso-position-vertical:absolute;mso-position-vertical-relative:text;v-text-anchor:top" coordsize="6345555,1270" o:gfxdata="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" path="m,l6345047,e" filled="f" strokeweight=".14039mm">
                 <v:path arrowok="t"/>
                 <w10:wrap type="topAndBottom" anchorx="page"/>
               </v:shape>
@@ -984,6 +1019,181 @@
     </w:p>
     <w:p>
       <w:pPr>
+        <w:pStyle w:val="Heading1"/>
+        <w:rPr>
+          <w:b w:val="0"/>
+          <w:sz w:val="20"/>
+          <w:szCs w:val="22"/>
+        </w:rPr>
+      </w:pPr>
+      <w:r>
+        <w:rPr>
+          <w:bCs w:val="0"/>
+          <w:sz w:val="20"/>
+          <w:szCs w:val="22"/>
+        </w:rPr>
+        <w:t xml:space="preserve">Categorizer Web Application </w:t>
+      </w:r>
+      <w:r>
+        <w:rPr>
+          <w:bCs w:val="0"/>
+          <w:sz w:val="20"/>
+          <w:szCs w:val="22"/>
+        </w:rPr>
+        <w:tab/>
+      </w:r>
+      <w:r>
+        <w:rPr>
+          <w:bCs w:val="0"/>
+          <w:sz w:val="20"/>
+          <w:szCs w:val="22"/>
+        </w:rPr>
+        <w:tab/>
+      </w:r>
+      <w:r>
+        <w:rPr>
+          <w:bCs w:val="0"/>
+          <w:sz w:val="20"/>
+          <w:szCs w:val="22"/>
+        </w:rPr>
+        <w:tab/>
+      </w:r>
+      <w:r>
+        <w:rPr>
+          <w:bCs w:val="0"/>
+          <w:sz w:val="20"/>
+          <w:szCs w:val="22"/>
+        </w:rPr>
+        <w:tab/>
+      </w:r>
+      <w:r>
+        <w:rPr>
+          <w:bCs w:val="0"/>
+          <w:sz w:val="20"/>
+          <w:szCs w:val="22"/>
+        </w:rPr>
+        <w:tab/>
+      </w:r>
+      <w:r>
+        <w:rPr>
+          <w:bCs w:val="0"/>
+          <w:sz w:val="20"/>
+          <w:szCs w:val="22"/>
+        </w:rPr>
+        <w:tab/>
+      </w:r>
+      <w:r>
+        <w:rPr>
+          <w:bCs w:val="0"/>
+          <w:sz w:val="20"/>
+          <w:szCs w:val="22"/>
+        </w:rPr>
+        <w:tab/>
+        <w:t xml:space="preserve">           </w:t>
+      </w:r>
+      <w:hyperlink r:id="rId9" w:history="1">
+        <w:r>
+          <w:rPr>
+            <w:rStyle w:val="Hyperlink"/>
+            <w:b w:val="0"/>
+            <w:sz w:val="20"/>
+            <w:szCs w:val="22"/>
+          </w:rPr>
+          <w:t>Github</w:t>
+        </w:r>
+      </w:hyperlink>
+      <w:r>
+        <w:rPr>
+          <w:b w:val="0"/>
+          <w:sz w:val="20"/>
+          <w:szCs w:val="22"/>
+        </w:rPr>
+        <w:t xml:space="preserve"> |</w:t>
+      </w:r>
+      <w:hyperlink r:id="rId10" w:history="1">
+        <w:r>
+          <w:rPr>
+            <w:rStyle w:val="Hyperlink"/>
+            <w:b w:val="0"/>
+            <w:sz w:val="20"/>
+            <w:szCs w:val="22"/>
+          </w:rPr>
+          <w:t>Live Demo</w:t>
+        </w:r>
+      </w:hyperlink>
+      <w:r>
+        <w:rPr>
+          <w:bCs w:val="0"/>
+          <w:sz w:val="20"/>
+          <w:szCs w:val="22"/>
+        </w:rPr>
+        <w:br/>
+      </w:r>
+      <w:r>
+        <w:rPr>
+          <w:b w:val="0"/>
+          <w:sz w:val="20"/>
+          <w:szCs w:val="22"/>
+        </w:rPr>
+        <w:t>• Built a full-stack web application that categorizes social media content (YouTube &amp; Instagram links) using AI.</w:t>
+      </w:r>
+      <w:r>
+        <w:rPr>
+          <w:b w:val="0"/>
+          <w:sz w:val="20"/>
+          <w:szCs w:val="22"/>
+        </w:rPr>
+        <w:br/>
+        <w:t>• Integrated third-party AI API to analyze captions and hashtags for automatic content classification.</w:t>
+      </w:r>
+      <w:r>
+        <w:rPr>
+          <w:b w:val="0"/>
+          <w:sz w:val="20"/>
+          <w:szCs w:val="22"/>
+        </w:rPr>
+        <w:br/>
+        <w:t>• Implemented user authentication and personalized dashboards to store and manage categorized posts.</w:t>
+      </w:r>
+      <w:r>
+        <w:rPr>
+          <w:b w:val="0"/>
+          <w:sz w:val="20"/>
+          <w:szCs w:val="22"/>
+        </w:rPr>
+        <w:br/>
+        <w:t>• Designed secure and scalable REST APIs for handling user data and categorized content.</w:t>
+      </w:r>
+      <w:r>
+        <w:rPr>
+          <w:b w:val="0"/>
+          <w:sz w:val="20"/>
+          <w:szCs w:val="22"/>
+        </w:rPr>
+        <w:br/>
+        <w:t>• Technologies Used: React.js, Node.js, Express.js, MongoDB, TailwindCSS, Axios, JWT</w:t>
+      </w:r>
+      <w:r>
+        <w:rPr>
+          <w:b w:val="0"/>
+          <w:sz w:val="20"/>
+          <w:szCs w:val="22"/>
+        </w:rPr>
+        <w:t>, Email verification</w:t>
+      </w:r>
+    </w:p>
+    <w:p>
+      <w:pPr>
+        <w:pStyle w:val="Heading1"/>
+        <w:rPr>
+          <w:bCs w:val="0"/>
+          <w:sz w:val="20"/>
+          <w:szCs w:val="22"/>
+        </w:rPr>
+      </w:pPr>
+    </w:p>
+    <w:p>
+      <w:pPr>
         <w:tabs>
           <w:tab w:val="left" w:pos="8332"/>
         </w:tabs>
@@ -1026,41 +1236,9 @@
           <w:position w:val="1"/>
           <w:sz w:val="20"/>
         </w:rPr>
-        <w:t xml:space="preserve">                                                                                                                             </w:t>
-      </w:r>
-      <w:r>
-        <w:rPr>
-          <w:b/>
-          <w:position w:val="1"/>
-          <w:sz w:val="20"/>
-        </w:rPr>
-        <w:t xml:space="preserve"> </w:t>
-      </w:r>
-      <w:r>
-        <w:rPr>
-          <w:b/>
-          <w:position w:val="1"/>
-          <w:sz w:val="20"/>
-        </w:rPr>
-        <w:t xml:space="preserve"> </w:t>
-      </w:r>
-      <w:r>
-        <w:rPr>
-          <w:b/>
-          <w:position w:val="1"/>
-          <w:sz w:val="20"/>
-        </w:rPr>
-        <w:t xml:space="preserve"> </w:t>
-      </w:r>
-      <w:r>
-        <w:rPr>
-          <w:b/>
-          <w:position w:val="1"/>
-          <w:sz w:val="20"/>
-        </w:rPr>
-        <w:t xml:space="preserve">   </w:t>
-      </w:r>
-      <w:hyperlink r:id="rId9">
+        <w:t xml:space="preserve">                                                                                                                                   </w:t>
+      </w:r>
+      <w:hyperlink r:id="rId11">
         <w:r>
           <w:rPr>
             <w:w w:val="105"/>
@@ -1070,13 +1248,16 @@
         </w:r>
       </w:hyperlink>
       <w:r>
+        <w:t xml:space="preserve"> </w:t>
+      </w:r>
+      <w:r>
         <w:rPr>
           <w:w w:val="130"/>
           <w:sz w:val="20"/>
         </w:rPr>
         <w:t>|</w:t>
       </w:r>
-      <w:hyperlink r:id="rId10" w:history="1">
+      <w:hyperlink r:id="rId12" w:history="1">
         <w:r>
           <w:rPr>
             <w:rStyle w:val="Hyperlink"/>
@@ -1091,16 +1272,9 @@
           <w:w w:val="130"/>
           <w:sz w:val="20"/>
         </w:rPr>
-        <w:t xml:space="preserve"> </w:t>
-      </w:r>
-      <w:r>
-        <w:rPr>
-          <w:w w:val="130"/>
-          <w:sz w:val="20"/>
-        </w:rPr>
-        <w:t>|</w:t>
-      </w:r>
-      <w:hyperlink r:id="rId11">
+        <w:t xml:space="preserve"> |</w:t>
+      </w:r>
+      <w:hyperlink r:id="rId13">
         <w:r>
           <w:rPr>
             <w:spacing w:val="-2"/>
@@ -1211,6 +1385,19 @@
           <w:sz w:val="20"/>
         </w:rPr>
       </w:pPr>
+    </w:p>
+    <w:p>
+      <w:pPr>
+        <w:tabs>
+          <w:tab w:val="left" w:pos="8299"/>
+        </w:tabs>
+        <w:spacing w:before="118"/>
+        <w:ind w:left="53"/>
+        <w:rPr>
+          <w:b/>
+          <w:sz w:val="20"/>
+        </w:rPr>
+      </w:pPr>
       <w:r>
         <w:rPr>
           <w:b/>
@@ -1232,7 +1419,7 @@
         </w:rPr>
         <w:t xml:space="preserve">                                                                                                                                </w:t>
       </w:r>
-      <w:hyperlink r:id="rId12" w:history="1">
+      <w:hyperlink r:id="rId14" w:history="1">
         <w:r>
           <w:rPr>
             <w:rStyle w:val="Hyperlink"/>
@@ -1364,220 +1551,24 @@
     <w:p>
       <w:pPr>
         <w:tabs>
-          <w:tab w:val="left" w:pos="8299"/>
+          <w:tab w:val="left" w:pos="252"/>
         </w:tabs>
-        <w:spacing w:before="118"/>
-        <w:ind w:left="53"/>
-        <w:rPr>
-          <w:sz w:val="20"/>
-        </w:rPr>
-      </w:pPr>
-      <w:r>
-        <w:rPr>
-          <w:b/>
-          <w:sz w:val="20"/>
-        </w:rPr>
-        <w:t>ChandaniAI Chatbot</w:t>
-      </w:r>
-      <w:r>
-        <w:rPr>
-          <w:b/>
-          <w:sz w:val="20"/>
-        </w:rPr>
-        <w:t xml:space="preserve"> </w:t>
-      </w:r>
-      <w:r>
-        <w:rPr>
-          <w:b/>
-          <w:sz w:val="20"/>
-        </w:rPr>
-        <w:t xml:space="preserve">                                                                                                                                   </w:t>
-      </w:r>
-      <w:hyperlink r:id="rId13" w:history="1">
-        <w:r>
-          <w:rPr>
-            <w:rStyle w:val="Hyperlink"/>
-            <w:w w:val="105"/>
-            <w:sz w:val="20"/>
-          </w:rPr>
-          <w:t>Github</w:t>
-        </w:r>
-      </w:hyperlink>
-      <w:r>
-        <w:rPr>
-          <w:w w:val="105"/>
-          <w:sz w:val="20"/>
-        </w:rPr>
-        <w:t>|</w:t>
-      </w:r>
-      <w:hyperlink r:id="rId14" w:history="1">
-        <w:r>
-          <w:rPr>
-            <w:rStyle w:val="Hyperlink"/>
-            <w:w w:val="105"/>
-            <w:sz w:val="20"/>
-          </w:rPr>
-          <w:t>Github</w:t>
-        </w:r>
-      </w:hyperlink>
-      <w:r>
-        <w:rPr>
-          <w:spacing w:val="-9"/>
-          <w:w w:val="130"/>
-          <w:sz w:val="20"/>
-        </w:rPr>
-        <w:t xml:space="preserve"> </w:t>
-      </w:r>
-      <w:r>
-        <w:rPr>
-          <w:w w:val="130"/>
-          <w:sz w:val="20"/>
-        </w:rPr>
-        <w:t>|</w:t>
-      </w:r>
-      <w:hyperlink r:id="rId15">
-        <w:r>
-          <w:rPr>
-            <w:w w:val="105"/>
-            <w:sz w:val="20"/>
-          </w:rPr>
-          <w:t>Live</w:t>
-        </w:r>
-        <w:r>
-          <w:rPr>
-            <w:spacing w:val="2"/>
-            <w:w w:val="105"/>
-            <w:sz w:val="20"/>
-          </w:rPr>
-          <w:t xml:space="preserve"> </w:t>
-        </w:r>
-        <w:r>
-          <w:rPr>
-            <w:spacing w:val="-4"/>
-            <w:w w:val="105"/>
-            <w:sz w:val="20"/>
-          </w:rPr>
-          <w:t>Demo</w:t>
-        </w:r>
-      </w:hyperlink>
+        <w:spacing w:before="57"/>
+        <w:rPr>
+          <w:sz w:val="20"/>
+        </w:rPr>
+      </w:pPr>
     </w:p>
     <w:p>
       <w:pPr>
-        <w:pStyle w:val="ListParagraph"/>
-        <w:numPr>
-          <w:ilvl w:val="0"/>
-          <w:numId w:val="1"/>
-        </w:numPr>
-        <w:tabs>
-          <w:tab w:val="left" w:pos="253"/>
-        </w:tabs>
-        <w:spacing w:line="244" w:lineRule="auto"/>
-        <w:ind w:right="1115"/>
-        <w:rPr>
-          <w:sz w:val="20"/>
-        </w:rPr>
-      </w:pPr>
-      <w:r>
-        <w:rPr>
-          <w:sz w:val="20"/>
-        </w:rPr>
-        <w:t>Developed an AI-powered chatbot web application that responds to user queries using the Groq AI API.</w:t>
-      </w:r>
-      <w:r>
-        <w:rPr>
-          <w:sz w:val="20"/>
-        </w:rPr>
-        <w:t>.</w:t>
-      </w:r>
-    </w:p>
-    <w:p>
-      <w:pPr>
-        <w:pStyle w:val="ListParagraph"/>
-        <w:numPr>
-          <w:ilvl w:val="0"/>
-          <w:numId w:val="1"/>
-        </w:numPr>
         <w:tabs>
           <w:tab w:val="left" w:pos="252"/>
         </w:tabs>
-        <w:spacing w:before="56"/>
-        <w:ind w:left="252" w:hanging="191"/>
-        <w:rPr>
-          <w:sz w:val="20"/>
-        </w:rPr>
-      </w:pPr>
-      <w:r>
-        <w:rPr>
-          <w:sz w:val="20"/>
-        </w:rPr>
-        <w:t>Built a responsive chat interface in React with real-time message updates and seamless user interaction.</w:t>
-      </w:r>
-    </w:p>
-    <w:p>
-      <w:pPr>
-        <w:pStyle w:val="ListParagraph"/>
-        <w:numPr>
-          <w:ilvl w:val="0"/>
-          <w:numId w:val="1"/>
-        </w:numPr>
-        <w:tabs>
-          <w:tab w:val="left" w:pos="252"/>
-        </w:tabs>
-        <w:spacing w:before="56"/>
-        <w:ind w:left="252" w:hanging="191"/>
-        <w:rPr>
-          <w:sz w:val="20"/>
-        </w:rPr>
-      </w:pPr>
-      <w:r>
-        <w:rPr>
-          <w:sz w:val="20"/>
-        </w:rPr>
-        <w:t xml:space="preserve"> Implemented backend API handling using Node.js and Express to process prompts and fetch AI-generated responses.</w:t>
-      </w:r>
-    </w:p>
-    <w:p>
-      <w:pPr>
-        <w:pStyle w:val="ListParagraph"/>
-        <w:numPr>
-          <w:ilvl w:val="0"/>
-          <w:numId w:val="1"/>
-        </w:numPr>
-        <w:tabs>
-          <w:tab w:val="left" w:pos="252"/>
-        </w:tabs>
-        <w:spacing w:before="56"/>
-        <w:ind w:left="252" w:hanging="191"/>
-        <w:rPr>
-          <w:sz w:val="20"/>
-        </w:rPr>
-      </w:pPr>
-      <w:r>
-        <w:rPr>
-          <w:b/>
-          <w:bCs/>
-          <w:sz w:val="20"/>
-        </w:rPr>
-        <w:t>Technologies Used:</w:t>
-      </w:r>
-      <w:r>
-        <w:rPr>
-          <w:sz w:val="20"/>
-        </w:rPr>
-        <w:t xml:space="preserve"> React.js, Node.js, Express.js,</w:t>
-      </w:r>
-      <w:r>
-        <w:rPr>
-          <w:sz w:val="20"/>
-        </w:rPr>
-        <w:t>Tailwindcss,</w:t>
-      </w:r>
-      <w:r>
-        <w:rPr>
-          <w:sz w:val="20"/>
-        </w:rPr>
-        <w:t xml:space="preserve"> Groq AI API</w:t>
-      </w:r>
+        <w:spacing w:before="57"/>
+        <w:rPr>
+          <w:sz w:val="20"/>
+        </w:rPr>
+      </w:pPr>
     </w:p>
     <w:p>
       <w:pPr>
@@ -1654,7 +1645,7 @@
           </mc:Choice>
           <mc:Fallback>
             <w:pict>
-              <v:shape w14:anchorId="58707C6A" id="Graphic 6" o:spid="_x0000_s1026" style="position:absolute;margin-left:55.7pt;margin-top:25.65pt;width:499.65pt;height:.1pt;z-index:-15726080;visibility:visible;mso-wrap-style:square;mso-wrap-distance-left:0;mso-wrap-distance-top:0;mso-wrap-distance-right:0;mso-wrap-distance-bottom:0;mso-position-horizontal:absolute;mso-position-horizontal-relative:page;mso-position-vertical:absolute;mso-position-vertical-relative:text;v-text-anchor:top" coordsize="6345555,1270" o:gfxdata="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" path="m,l6345047,e" filled="f" strokeweight=".14039mm">
+              <v:shape w14:anchorId="6FAF74D5" id="Graphic 6" o:spid="_x0000_s1026" style="position:absolute;margin-left:55.7pt;margin-top:25.65pt;width:499.65pt;height:.1pt;z-index:-15726080;visibility:visible;mso-wrap-style:square;mso-wrap-distance-left:0;mso-wrap-distance-top:0;mso-wrap-distance-right:0;mso-wrap-distance-bottom:0;mso-position-horizontal:absolute;mso-position-horizontal-relative:page;mso-position-vertical:absolute;mso-position-vertical-relative:text;v-text-anchor:top" coordsize="6345555,1270" o:gfxdata="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" path="m,l6345047,e" filled="f" strokeweight=".14039mm">
                 <v:path arrowok="t"/>
                 <w10:wrap type="topAndBottom" anchorx="page"/>
               </v:shape>
@@ -1665,6 +1656,14 @@
       <w:bookmarkStart w:id="4" w:name="_Certifications_and_Extracurricular_Acti"/>
       <w:bookmarkEnd w:id="4"/>
       <w:r>
+        <w:rPr>
+          <w:bCs w:val="0"/>
+          <w:sz w:val="20"/>
+          <w:szCs w:val="22"/>
+        </w:rPr>
+        <w:t xml:space="preserve"> </w:t>
+      </w:r>
+      <w:r>
         <w:t>Certifications</w:t>
       </w:r>
       <w:r>
@@ -1801,6 +1800,7 @@
         </w:rPr>
         <w:t xml:space="preserve"> </w:t>
       </w:r>
+      <w:proofErr w:type="gramStart"/>
       <w:r>
         <w:rPr>
           <w:b/>
@@ -1827,6 +1827,7 @@
         </w:rPr>
         <w:t>,</w:t>
       </w:r>
+      <w:proofErr w:type="gramEnd"/>
       <w:r>
         <w:rPr>
           <w:spacing w:val="-10"/>
@@ -1902,6 +1903,7 @@
         </w:rPr>
         <w:t>Kanpur</w:t>
       </w:r>
+      <w:proofErr w:type="gramStart"/>
       <w:r>
         <w:rPr>
           <w:w w:val="105"/>
@@ -1909,6 +1911,7 @@
         </w:rPr>
         <w:t xml:space="preserve">   (</w:t>
       </w:r>
+      <w:proofErr w:type="gramEnd"/>
       <w:r>
         <w:rPr>
           <w:w w:val="105"/>
@@ -1937,11 +1940,20 @@
           <w:b/>
           <w:bCs/>
         </w:rPr>
-        <w:t>Practical Cyber Security for Cyber Security Practitioners</w:t>
+        <w:t xml:space="preserve">Practical Cyber Security for Cyber Security </w:t>
+      </w:r>
+      <w:proofErr w:type="gramStart"/>
+      <w:r>
+        <w:rPr>
+          <w:b/>
+          <w:bCs/>
+        </w:rPr>
+        <w:t>Practitioners</w:t>
       </w:r>
       <w:r>
         <w:t xml:space="preserve"> ,</w:t>
       </w:r>
+      <w:proofErr w:type="gramEnd"/>
       <w:r>
         <w:rPr>
           <w:w w:val="105"/>
@@ -2024,12 +2036,37 @@
           <w:sz w:val="20"/>
         </w:rPr>
       </w:pPr>
+      <w:proofErr w:type="gramStart"/>
       <w:r>
         <w:rPr>
           <w:b/>
           <w:bCs/>
         </w:rPr>
-        <w:t xml:space="preserve">Python : Master Programming , </w:t>
+        <w:t>Python :</w:t>
+      </w:r>
+      <w:proofErr w:type="gramEnd"/>
+      <w:r>
+        <w:rPr>
+          <w:b/>
+          <w:bCs/>
+        </w:rPr>
+        <w:t xml:space="preserve"> Master </w:t>
+      </w:r>
+      <w:proofErr w:type="gramStart"/>
+      <w:r>
+        <w:rPr>
+          <w:b/>
+          <w:bCs/>
+        </w:rPr>
+        <w:t>Programming ,</w:t>
+      </w:r>
+      <w:proofErr w:type="gramEnd"/>
+      <w:r>
+        <w:rPr>
+          <w:b/>
+          <w:bCs/>
+        </w:rPr>
+        <w:t xml:space="preserve"> </w:t>
       </w:r>
       <w:r>
         <w:t>Udemy online Certification</w:t>
@@ -2599,7 +2636,6 @@
   <w:style w:type="character" w:default="1" w:styleId="DefaultParagraphFont">
     <w:name w:val="Default Paragraph Font"/>
     <w:uiPriority w:val="1"/>
-    <w:semiHidden/>
     <w:unhideWhenUsed/>
   </w:style>
   <w:style w:type="table" w:default="1" w:styleId="TableNormal">
